--- a/manual de implementacion de samuel.docx
+++ b/manual de implementacion de samuel.docx
@@ -8,8 +8,6 @@
         <w:spacing w:line="360" w:lineRule="auto"/>
         <w:jc w:val="center"/>
       </w:pPr>
-      <w:bookmarkStart w:id="0" w:name="_GoBack"/>
-      <w:bookmarkEnd w:id="0"/>
       <w:r>
         <w:rPr>
           <w:color w:val="000000" w:themeColor="text1"/>
@@ -117,15 +115,7 @@
         <w:t xml:space="preserve">Creado por: </w:t>
       </w:r>
       <w:r>
-        <w:t xml:space="preserve">Samuel cabrera </w:t>
-      </w:r>
-      <w:proofErr w:type="spellStart"/>
-      <w:r>
-        <w:t>ozuna</w:t>
-      </w:r>
-      <w:proofErr w:type="spellEnd"/>
-      <w:r>
-        <w:t xml:space="preserve"> </w:t>
+        <w:t>Samuel Y Axel</w:t>
       </w:r>
     </w:p>
     <w:p>
@@ -326,7 +316,7 @@
       <w:r>
         <w:rPr>
           <w:noProof/>
-          <w:lang w:val="en-US"/>
+          <w:lang w:eastAsia="es-MX"/>
         </w:rPr>
         <w:drawing>
           <wp:inline distT="0" distB="0" distL="0" distR="0" wp14:anchorId="34AE8D4F" wp14:editId="53BABF54">
@@ -346,7 +336,7 @@
                     </pic:cNvPicPr>
                   </pic:nvPicPr>
                   <pic:blipFill>
-                    <a:blip r:embed="rId6">
+                    <a:blip r:embed="rId7">
                       <a:extLst>
                         <a:ext uri="{28A0092B-C50C-407E-A947-70E740481C1C}">
                           <a14:useLocalDpi xmlns:a14="http://schemas.microsoft.com/office/drawing/2010/main" val="0"/>
@@ -384,13 +374,720 @@
       </w:pPr>
     </w:p>
     <w:p>
+      <w:pPr>
+        <w:jc w:val="center"/>
+      </w:pPr>
       <w:r>
         <w:br w:type="page"/>
       </w:r>
-    </w:p>
-    <w:p>
-      <w:pPr>
-        <w:spacing w:line="360" w:lineRule="auto"/>
+      <w:r>
+        <w:rPr>
+          <w:noProof/>
+          <w:lang w:eastAsia="es-MX"/>
+        </w:rPr>
+        <w:lastRenderedPageBreak/>
+        <w:drawing>
+          <wp:inline distT="0" distB="0" distL="0" distR="0" wp14:anchorId="31B34B9F" wp14:editId="67395673">
+            <wp:extent cx="3161905" cy="3904762"/>
+            <wp:effectExtent l="0" t="0" r="635" b="635"/>
+            <wp:docPr id="2" name="Imagen 2"/>
+            <wp:cNvGraphicFramePr>
+              <a:graphicFrameLocks xmlns:a="http://schemas.openxmlformats.org/drawingml/2006/main" noChangeAspect="1"/>
+            </wp:cNvGraphicFramePr>
+            <a:graphic xmlns:a="http://schemas.openxmlformats.org/drawingml/2006/main">
+              <a:graphicData uri="http://schemas.openxmlformats.org/drawingml/2006/picture">
+                <pic:pic xmlns:pic="http://schemas.openxmlformats.org/drawingml/2006/picture">
+                  <pic:nvPicPr>
+                    <pic:cNvPr id="1" name=""/>
+                    <pic:cNvPicPr/>
+                  </pic:nvPicPr>
+                  <pic:blipFill>
+                    <a:blip r:embed="rId8"/>
+                    <a:stretch>
+                      <a:fillRect/>
+                    </a:stretch>
+                  </pic:blipFill>
+                  <pic:spPr>
+                    <a:xfrm>
+                      <a:off x="0" y="0"/>
+                      <a:ext cx="3161905" cy="3904762"/>
+                    </a:xfrm>
+                    <a:prstGeom prst="rect">
+                      <a:avLst/>
+                    </a:prstGeom>
+                  </pic:spPr>
+                </pic:pic>
+              </a:graphicData>
+            </a:graphic>
+          </wp:inline>
+        </w:drawing>
+      </w:r>
+    </w:p>
+    <w:p>
+      <w:pPr>
+        <w:pStyle w:val="Ttulo2"/>
+      </w:pPr>
+      <w:r>
+        <w:rPr>
+          <w:rStyle w:val="Textoennegrita"/>
+          <w:b w:val="0"/>
+          <w:bCs w:val="0"/>
+        </w:rPr>
+        <w:t>Manual de Usuario – Sistema de Punto de Venta</w:t>
+      </w:r>
+    </w:p>
+    <w:p>
+      <w:pPr>
+        <w:pStyle w:val="Ttulo3"/>
+      </w:pPr>
+      <w:r>
+        <w:rPr>
+          <w:rStyle w:val="Textoennegrita"/>
+          <w:b w:val="0"/>
+          <w:bCs w:val="0"/>
+        </w:rPr>
+        <w:t>1. Introducción</w:t>
+      </w:r>
+    </w:p>
+    <w:p>
+      <w:pPr>
+        <w:pStyle w:val="NormalWeb"/>
+      </w:pPr>
+      <w:r>
+        <w:t>El presente sistema de Punto de Venta ha sido diseñado para facilitar la gestión de productos, ventas y reportes dentro de un negocio. Su interfaz es sencilla e intuitiva, permitiendo al usuario realizar operaciones básicas de forma rápida y eficiente.</w:t>
+      </w:r>
+    </w:p>
+    <w:p>
+      <w:r>
+        <w:pict w14:anchorId="2E389126">
+          <v:rect id="_x0000_i1067" style="width:0;height:1.5pt" o:hralign="center" o:hrstd="t" o:hr="t" fillcolor="#a0a0a0" stroked="f"/>
+        </w:pict>
+      </w:r>
+    </w:p>
+    <w:p>
+      <w:pPr>
+        <w:pStyle w:val="Ttulo3"/>
+      </w:pPr>
+      <w:r>
+        <w:rPr>
+          <w:rStyle w:val="Textoennegrita"/>
+          <w:b w:val="0"/>
+          <w:bCs w:val="0"/>
+        </w:rPr>
+        <w:t>2. Pantalla Principal</w:t>
+      </w:r>
+    </w:p>
+    <w:p>
+      <w:pPr>
+        <w:pStyle w:val="NormalWeb"/>
+      </w:pPr>
+      <w:r>
+        <w:t>Al iniciar el sistema, se muestra la ventana principal, la cual contiene:</w:t>
+      </w:r>
+    </w:p>
+    <w:p>
+      <w:pPr>
+        <w:numPr>
+          <w:ilvl w:val="0"/>
+          <w:numId w:val="1"/>
+        </w:numPr>
+        <w:spacing w:before="100" w:beforeAutospacing="1" w:after="100" w:afterAutospacing="1" w:line="240" w:lineRule="auto"/>
+      </w:pPr>
+      <w:r>
+        <w:t xml:space="preserve">El logotipo del sistema en la parte superior. </w:t>
+      </w:r>
+    </w:p>
+    <w:p>
+      <w:pPr>
+        <w:numPr>
+          <w:ilvl w:val="0"/>
+          <w:numId w:val="1"/>
+        </w:numPr>
+        <w:spacing w:before="100" w:beforeAutospacing="1" w:after="100" w:afterAutospacing="1" w:line="240" w:lineRule="auto"/>
+      </w:pPr>
+      <w:r>
+        <w:t xml:space="preserve">Cuatro botones principales que permiten acceder a las funciones del sistema. </w:t>
+      </w:r>
+    </w:p>
+    <w:p>
+      <w:pPr>
+        <w:spacing w:after="0"/>
+      </w:pPr>
+      <w:r>
+        <w:pict w14:anchorId="4B251BCC">
+          <v:rect id="_x0000_i1068" style="width:0;height:1.5pt" o:hralign="center" o:hrstd="t" o:hr="t" fillcolor="#a0a0a0" stroked="f"/>
+        </w:pict>
+      </w:r>
+    </w:p>
+    <w:p>
+      <w:pPr>
+        <w:pStyle w:val="Ttulo3"/>
+      </w:pPr>
+      <w:r>
+        <w:rPr>
+          <w:rStyle w:val="Textoennegrita"/>
+          <w:b w:val="0"/>
+          <w:bCs w:val="0"/>
+        </w:rPr>
+        <w:t>3. Opciones del Menú Principal</w:t>
+      </w:r>
+    </w:p>
+    <w:p>
+      <w:pPr>
+        <w:pStyle w:val="Ttulo4"/>
+      </w:pPr>
+      <w:r>
+        <w:rPr>
+          <w:rStyle w:val="Textoennegrita"/>
+          <w:b w:val="0"/>
+          <w:bCs w:val="0"/>
+        </w:rPr>
+        <w:t>3.1 Registro de Productos</w:t>
+      </w:r>
+    </w:p>
+    <w:p>
+      <w:pPr>
+        <w:pStyle w:val="NormalWeb"/>
+      </w:pPr>
+      <w:r>
+        <w:t>Esta opción permite:</w:t>
+      </w:r>
+    </w:p>
+    <w:p>
+      <w:pPr>
+        <w:numPr>
+          <w:ilvl w:val="0"/>
+          <w:numId w:val="2"/>
+        </w:numPr>
+        <w:spacing w:before="100" w:beforeAutospacing="1" w:after="100" w:afterAutospacing="1" w:line="240" w:lineRule="auto"/>
+      </w:pPr>
+      <w:r>
+        <w:lastRenderedPageBreak/>
+        <w:t xml:space="preserve">Agregar nuevos productos al sistema. </w:t>
+      </w:r>
+    </w:p>
+    <w:p>
+      <w:pPr>
+        <w:numPr>
+          <w:ilvl w:val="0"/>
+          <w:numId w:val="2"/>
+        </w:numPr>
+        <w:spacing w:before="100" w:beforeAutospacing="1" w:after="100" w:afterAutospacing="1" w:line="240" w:lineRule="auto"/>
+      </w:pPr>
+      <w:r>
+        <w:t xml:space="preserve">Registrar información como nombre, precio, cantidad y descripción. </w:t>
+      </w:r>
+    </w:p>
+    <w:p>
+      <w:pPr>
+        <w:numPr>
+          <w:ilvl w:val="0"/>
+          <w:numId w:val="2"/>
+        </w:numPr>
+        <w:spacing w:before="100" w:beforeAutospacing="1" w:after="100" w:afterAutospacing="1" w:line="240" w:lineRule="auto"/>
+      </w:pPr>
+      <w:r>
+        <w:t xml:space="preserve">Mantener actualizado el inventario. </w:t>
+      </w:r>
+    </w:p>
+    <w:p>
+      <w:pPr>
+        <w:pStyle w:val="NormalWeb"/>
+      </w:pPr>
+      <w:r>
+        <w:rPr>
+          <w:rStyle w:val="Textoennegrita"/>
+        </w:rPr>
+        <w:t>Uso:</w:t>
+      </w:r>
+    </w:p>
+    <w:p>
+      <w:pPr>
+        <w:numPr>
+          <w:ilvl w:val="0"/>
+          <w:numId w:val="3"/>
+        </w:numPr>
+        <w:spacing w:before="100" w:beforeAutospacing="1" w:after="100" w:afterAutospacing="1" w:line="240" w:lineRule="auto"/>
+      </w:pPr>
+      <w:r>
+        <w:t xml:space="preserve">Hacer clic en el botón </w:t>
+      </w:r>
+      <w:r>
+        <w:rPr>
+          <w:rStyle w:val="nfasis"/>
+        </w:rPr>
+        <w:t>“Registro de Productos”</w:t>
+      </w:r>
+      <w:r>
+        <w:t xml:space="preserve">. </w:t>
+      </w:r>
+    </w:p>
+    <w:p>
+      <w:pPr>
+        <w:numPr>
+          <w:ilvl w:val="0"/>
+          <w:numId w:val="3"/>
+        </w:numPr>
+        <w:spacing w:before="100" w:beforeAutospacing="1" w:after="100" w:afterAutospacing="1" w:line="240" w:lineRule="auto"/>
+      </w:pPr>
+      <w:r>
+        <w:t xml:space="preserve">Capturar los datos solicitados. </w:t>
+      </w:r>
+    </w:p>
+    <w:p>
+      <w:pPr>
+        <w:numPr>
+          <w:ilvl w:val="0"/>
+          <w:numId w:val="3"/>
+        </w:numPr>
+        <w:spacing w:before="100" w:beforeAutospacing="1" w:after="100" w:afterAutospacing="1" w:line="240" w:lineRule="auto"/>
+      </w:pPr>
+      <w:r>
+        <w:t xml:space="preserve">Guardar la información. </w:t>
+      </w:r>
+    </w:p>
+    <w:p>
+      <w:pPr>
+        <w:spacing w:after="0"/>
+      </w:pPr>
+      <w:r>
+        <w:pict w14:anchorId="69A83567">
+          <v:rect id="_x0000_i1069" style="width:0;height:1.5pt" o:hralign="center" o:hrstd="t" o:hr="t" fillcolor="#a0a0a0" stroked="f"/>
+        </w:pict>
+      </w:r>
+    </w:p>
+    <w:p>
+      <w:pPr>
+        <w:pStyle w:val="Ttulo4"/>
+      </w:pPr>
+      <w:r>
+        <w:rPr>
+          <w:rStyle w:val="Textoennegrita"/>
+          <w:b w:val="0"/>
+          <w:bCs w:val="0"/>
+        </w:rPr>
+        <w:t>3.2 Registro de Ventas</w:t>
+      </w:r>
+    </w:p>
+    <w:p>
+      <w:pPr>
+        <w:pStyle w:val="NormalWeb"/>
+      </w:pPr>
+      <w:r>
+        <w:t>Esta sección permite realizar ventas de productos registrados.</w:t>
+      </w:r>
+    </w:p>
+    <w:p>
+      <w:pPr>
+        <w:pStyle w:val="NormalWeb"/>
+      </w:pPr>
+      <w:r>
+        <w:rPr>
+          <w:rStyle w:val="Textoennegrita"/>
+        </w:rPr>
+        <w:t>Funciones:</w:t>
+      </w:r>
+    </w:p>
+    <w:p>
+      <w:pPr>
+        <w:numPr>
+          <w:ilvl w:val="0"/>
+          <w:numId w:val="4"/>
+        </w:numPr>
+        <w:spacing w:before="100" w:beforeAutospacing="1" w:after="100" w:afterAutospacing="1" w:line="240" w:lineRule="auto"/>
+      </w:pPr>
+      <w:r>
+        <w:t xml:space="preserve">Seleccionar productos disponibles. </w:t>
+      </w:r>
+    </w:p>
+    <w:p>
+      <w:pPr>
+        <w:numPr>
+          <w:ilvl w:val="0"/>
+          <w:numId w:val="4"/>
+        </w:numPr>
+        <w:spacing w:before="100" w:beforeAutospacing="1" w:after="100" w:afterAutospacing="1" w:line="240" w:lineRule="auto"/>
+      </w:pPr>
+      <w:r>
+        <w:t xml:space="preserve">Indicar cantidad de compra. </w:t>
+      </w:r>
+    </w:p>
+    <w:p>
+      <w:pPr>
+        <w:numPr>
+          <w:ilvl w:val="0"/>
+          <w:numId w:val="4"/>
+        </w:numPr>
+        <w:spacing w:before="100" w:beforeAutospacing="1" w:after="100" w:afterAutospacing="1" w:line="240" w:lineRule="auto"/>
+      </w:pPr>
+      <w:r>
+        <w:t xml:space="preserve">Calcular automáticamente el total de la venta. </w:t>
+      </w:r>
+    </w:p>
+    <w:p>
+      <w:pPr>
+        <w:pStyle w:val="NormalWeb"/>
+      </w:pPr>
+      <w:r>
+        <w:rPr>
+          <w:rStyle w:val="Textoennegrita"/>
+        </w:rPr>
+        <w:t>Uso:</w:t>
+      </w:r>
+    </w:p>
+    <w:p>
+      <w:pPr>
+        <w:numPr>
+          <w:ilvl w:val="0"/>
+          <w:numId w:val="5"/>
+        </w:numPr>
+        <w:spacing w:before="100" w:beforeAutospacing="1" w:after="100" w:afterAutospacing="1" w:line="240" w:lineRule="auto"/>
+      </w:pPr>
+      <w:r>
+        <w:t xml:space="preserve">Hacer clic en </w:t>
+      </w:r>
+      <w:r>
+        <w:rPr>
+          <w:rStyle w:val="nfasis"/>
+        </w:rPr>
+        <w:t>“Registro de Ventas”</w:t>
+      </w:r>
+      <w:r>
+        <w:t xml:space="preserve">. </w:t>
+      </w:r>
+    </w:p>
+    <w:p>
+      <w:pPr>
+        <w:numPr>
+          <w:ilvl w:val="0"/>
+          <w:numId w:val="5"/>
+        </w:numPr>
+        <w:spacing w:before="100" w:beforeAutospacing="1" w:after="100" w:afterAutospacing="1" w:line="240" w:lineRule="auto"/>
+      </w:pPr>
+      <w:r>
+        <w:t xml:space="preserve">Seleccionar el producto. </w:t>
+      </w:r>
+    </w:p>
+    <w:p>
+      <w:pPr>
+        <w:numPr>
+          <w:ilvl w:val="0"/>
+          <w:numId w:val="5"/>
+        </w:numPr>
+        <w:spacing w:before="100" w:beforeAutospacing="1" w:after="100" w:afterAutospacing="1" w:line="240" w:lineRule="auto"/>
+      </w:pPr>
+      <w:r>
+        <w:t xml:space="preserve">Ingresar la cantidad. </w:t>
+      </w:r>
+    </w:p>
+    <w:p>
+      <w:pPr>
+        <w:numPr>
+          <w:ilvl w:val="0"/>
+          <w:numId w:val="5"/>
+        </w:numPr>
+        <w:spacing w:before="100" w:beforeAutospacing="1" w:after="100" w:afterAutospacing="1" w:line="240" w:lineRule="auto"/>
+      </w:pPr>
+      <w:r>
+        <w:t xml:space="preserve">Confirmar la venta. </w:t>
+      </w:r>
+    </w:p>
+    <w:p>
+      <w:pPr>
+        <w:spacing w:after="0"/>
+      </w:pPr>
+      <w:r>
+        <w:pict w14:anchorId="75159784">
+          <v:rect id="_x0000_i1070" style="width:0;height:1.5pt" o:hralign="center" o:hrstd="t" o:hr="t" fillcolor="#a0a0a0" stroked="f"/>
+        </w:pict>
+      </w:r>
+    </w:p>
+    <w:p>
+      <w:pPr>
+        <w:pStyle w:val="Ttulo4"/>
+      </w:pPr>
+      <w:r>
+        <w:rPr>
+          <w:rStyle w:val="Textoennegrita"/>
+          <w:b w:val="0"/>
+          <w:bCs w:val="0"/>
+        </w:rPr>
+        <w:t>3.3 Reportes</w:t>
+      </w:r>
+    </w:p>
+    <w:p>
+      <w:pPr>
+        <w:pStyle w:val="NormalWeb"/>
+      </w:pPr>
+      <w:r>
+        <w:t>Permite visualizar información importante del sistema.</w:t>
+      </w:r>
+    </w:p>
+    <w:p>
+      <w:pPr>
+        <w:pStyle w:val="NormalWeb"/>
+      </w:pPr>
+      <w:r>
+        <w:rPr>
+          <w:rStyle w:val="Textoennegrita"/>
+        </w:rPr>
+        <w:t>Incluye:</w:t>
+      </w:r>
+    </w:p>
+    <w:p>
+      <w:pPr>
+        <w:numPr>
+          <w:ilvl w:val="0"/>
+          <w:numId w:val="6"/>
+        </w:numPr>
+        <w:spacing w:before="100" w:beforeAutospacing="1" w:after="100" w:afterAutospacing="1" w:line="240" w:lineRule="auto"/>
+      </w:pPr>
+      <w:r>
+        <w:t xml:space="preserve">Reportes de ventas. </w:t>
+      </w:r>
+    </w:p>
+    <w:p>
+      <w:pPr>
+        <w:numPr>
+          <w:ilvl w:val="0"/>
+          <w:numId w:val="6"/>
+        </w:numPr>
+        <w:spacing w:before="100" w:beforeAutospacing="1" w:after="100" w:afterAutospacing="1" w:line="240" w:lineRule="auto"/>
+      </w:pPr>
+      <w:r>
+        <w:t xml:space="preserve">Resumen de productos. </w:t>
+      </w:r>
+    </w:p>
+    <w:p>
+      <w:pPr>
+        <w:numPr>
+          <w:ilvl w:val="0"/>
+          <w:numId w:val="6"/>
+        </w:numPr>
+        <w:spacing w:before="100" w:beforeAutospacing="1" w:after="100" w:afterAutospacing="1" w:line="240" w:lineRule="auto"/>
+      </w:pPr>
+      <w:r>
+        <w:t xml:space="preserve">Control de inventario. </w:t>
+      </w:r>
+    </w:p>
+    <w:p>
+      <w:pPr>
+        <w:pStyle w:val="NormalWeb"/>
+      </w:pPr>
+      <w:r>
+        <w:rPr>
+          <w:rStyle w:val="Textoennegrita"/>
+        </w:rPr>
+        <w:t>Uso:</w:t>
+      </w:r>
+    </w:p>
+    <w:p>
+      <w:pPr>
+        <w:numPr>
+          <w:ilvl w:val="0"/>
+          <w:numId w:val="7"/>
+        </w:numPr>
+        <w:spacing w:before="100" w:beforeAutospacing="1" w:after="100" w:afterAutospacing="1" w:line="240" w:lineRule="auto"/>
+      </w:pPr>
+      <w:bookmarkStart w:id="0" w:name="_GoBack"/>
+      <w:bookmarkEnd w:id="0"/>
+      <w:r>
+        <w:t xml:space="preserve">Hacer clic en </w:t>
+      </w:r>
+      <w:r>
+        <w:rPr>
+          <w:rStyle w:val="nfasis"/>
+        </w:rPr>
+        <w:t>“Reportes”</w:t>
+      </w:r>
+      <w:r>
+        <w:t xml:space="preserve">. </w:t>
+      </w:r>
+    </w:p>
+    <w:p>
+      <w:pPr>
+        <w:numPr>
+          <w:ilvl w:val="0"/>
+          <w:numId w:val="7"/>
+        </w:numPr>
+        <w:spacing w:before="100" w:beforeAutospacing="1" w:after="100" w:afterAutospacing="1" w:line="240" w:lineRule="auto"/>
+      </w:pPr>
+      <w:r>
+        <w:t xml:space="preserve">Elegir el tipo de reporte a consultar. </w:t>
+      </w:r>
+    </w:p>
+    <w:p>
+      <w:pPr>
+        <w:spacing w:after="0"/>
+      </w:pPr>
+      <w:r>
+        <w:pict w14:anchorId="5862A0C2">
+          <v:rect id="_x0000_i1071" style="width:0;height:1.5pt" o:hralign="center" o:hrstd="t" o:hr="t" fillcolor="#a0a0a0" stroked="f"/>
+        </w:pict>
+      </w:r>
+    </w:p>
+    <w:p>
+      <w:pPr>
+        <w:pStyle w:val="Ttulo4"/>
+      </w:pPr>
+      <w:r>
+        <w:rPr>
+          <w:rStyle w:val="Textoennegrita"/>
+          <w:b w:val="0"/>
+          <w:bCs w:val="0"/>
+        </w:rPr>
+        <w:lastRenderedPageBreak/>
+        <w:t>3.4 Acerca de</w:t>
+      </w:r>
+    </w:p>
+    <w:p>
+      <w:pPr>
+        <w:pStyle w:val="NormalWeb"/>
+      </w:pPr>
+      <w:r>
+        <w:t>Muestra información general del sistema.</w:t>
+      </w:r>
+    </w:p>
+    <w:p>
+      <w:pPr>
+        <w:pStyle w:val="NormalWeb"/>
+      </w:pPr>
+      <w:r>
+        <w:rPr>
+          <w:rStyle w:val="Textoennegrita"/>
+        </w:rPr>
+        <w:t>Incluye:</w:t>
+      </w:r>
+    </w:p>
+    <w:p>
+      <w:pPr>
+        <w:numPr>
+          <w:ilvl w:val="0"/>
+          <w:numId w:val="8"/>
+        </w:numPr>
+        <w:spacing w:before="100" w:beforeAutospacing="1" w:after="100" w:afterAutospacing="1" w:line="240" w:lineRule="auto"/>
+      </w:pPr>
+      <w:r>
+        <w:t xml:space="preserve">Nombre del software. </w:t>
+      </w:r>
+    </w:p>
+    <w:p>
+      <w:pPr>
+        <w:numPr>
+          <w:ilvl w:val="0"/>
+          <w:numId w:val="8"/>
+        </w:numPr>
+        <w:spacing w:before="100" w:beforeAutospacing="1" w:after="100" w:afterAutospacing="1" w:line="240" w:lineRule="auto"/>
+      </w:pPr>
+      <w:r>
+        <w:t xml:space="preserve">Versión. </w:t>
+      </w:r>
+    </w:p>
+    <w:p>
+      <w:pPr>
+        <w:numPr>
+          <w:ilvl w:val="0"/>
+          <w:numId w:val="8"/>
+        </w:numPr>
+        <w:spacing w:before="100" w:beforeAutospacing="1" w:after="100" w:afterAutospacing="1" w:line="240" w:lineRule="auto"/>
+      </w:pPr>
+      <w:r>
+        <w:t xml:space="preserve">Información del desarrollador. </w:t>
+      </w:r>
+    </w:p>
+    <w:p>
+      <w:pPr>
+        <w:spacing w:after="0"/>
+      </w:pPr>
+      <w:r>
+        <w:pict w14:anchorId="5ABE0B6A">
+          <v:rect id="_x0000_i1072" style="width:0;height:1.5pt" o:hralign="center" o:hrstd="t" o:hr="t" fillcolor="#a0a0a0" stroked="f"/>
+        </w:pict>
+      </w:r>
+    </w:p>
+    <w:p>
+      <w:pPr>
+        <w:pStyle w:val="Ttulo3"/>
+      </w:pPr>
+      <w:r>
+        <w:rPr>
+          <w:rStyle w:val="Textoennegrita"/>
+          <w:b w:val="0"/>
+          <w:bCs w:val="0"/>
+        </w:rPr>
+        <w:t>4. Recomendaciones de Uso</w:t>
+      </w:r>
+    </w:p>
+    <w:p>
+      <w:pPr>
+        <w:numPr>
+          <w:ilvl w:val="0"/>
+          <w:numId w:val="9"/>
+        </w:numPr>
+        <w:spacing w:before="100" w:beforeAutospacing="1" w:after="100" w:afterAutospacing="1" w:line="240" w:lineRule="auto"/>
+      </w:pPr>
+      <w:r>
+        <w:t xml:space="preserve">Mantener actualizada la información de los productos. </w:t>
+      </w:r>
+    </w:p>
+    <w:p>
+      <w:pPr>
+        <w:numPr>
+          <w:ilvl w:val="0"/>
+          <w:numId w:val="9"/>
+        </w:numPr>
+        <w:spacing w:before="100" w:beforeAutospacing="1" w:after="100" w:afterAutospacing="1" w:line="240" w:lineRule="auto"/>
+      </w:pPr>
+      <w:r>
+        <w:t xml:space="preserve">Verificar los datos antes de confirmar una venta. </w:t>
+      </w:r>
+    </w:p>
+    <w:p>
+      <w:pPr>
+        <w:numPr>
+          <w:ilvl w:val="0"/>
+          <w:numId w:val="9"/>
+        </w:numPr>
+        <w:spacing w:before="100" w:beforeAutospacing="1" w:after="100" w:afterAutospacing="1" w:line="240" w:lineRule="auto"/>
+      </w:pPr>
+      <w:r>
+        <w:t xml:space="preserve">Realizar respaldos periódicos de la información. </w:t>
+      </w:r>
+    </w:p>
+    <w:p>
+      <w:pPr>
+        <w:spacing w:after="0"/>
+      </w:pPr>
+      <w:r>
+        <w:pict w14:anchorId="47C8D2A6">
+          <v:rect id="_x0000_i1073" style="width:0;height:1.5pt" o:hralign="center" o:hrstd="t" o:hr="t" fillcolor="#a0a0a0" stroked="f"/>
+        </w:pict>
+      </w:r>
+    </w:p>
+    <w:p>
+      <w:pPr>
+        <w:pStyle w:val="Ttulo3"/>
+      </w:pPr>
+      <w:r>
+        <w:rPr>
+          <w:rStyle w:val="Textoennegrita"/>
+          <w:b w:val="0"/>
+          <w:bCs w:val="0"/>
+        </w:rPr>
+        <w:t>5. Soporte</w:t>
+      </w:r>
+    </w:p>
+    <w:p>
+      <w:pPr>
+        <w:pStyle w:val="NormalWeb"/>
+      </w:pPr>
+      <w:r>
+        <w:t>En caso de fallas o dudas, contactar al desarrollador o responsable del sistema</w:t>
+      </w:r>
+    </w:p>
+    <w:p>
+      <w:pPr>
+        <w:jc w:val="center"/>
       </w:pPr>
     </w:p>
     <w:p>
@@ -423,12 +1120,12 @@
       </w:pPr>
     </w:p>
     <w:sectPr>
-      <w:headerReference w:type="even" r:id="rId7"/>
-      <w:headerReference w:type="default" r:id="rId8"/>
-      <w:footerReference w:type="even" r:id="rId9"/>
-      <w:footerReference w:type="default" r:id="rId10"/>
-      <w:headerReference w:type="first" r:id="rId11"/>
-      <w:footerReference w:type="first" r:id="rId12"/>
+      <w:headerReference w:type="even" r:id="rId9"/>
+      <w:headerReference w:type="default" r:id="rId10"/>
+      <w:footerReference w:type="even" r:id="rId11"/>
+      <w:footerReference w:type="default" r:id="rId12"/>
+      <w:headerReference w:type="first" r:id="rId13"/>
+      <w:footerReference w:type="first" r:id="rId14"/>
       <w:pgSz w:w="12240" w:h="15840"/>
       <w:pgMar w:top="1417" w:right="1701" w:bottom="1417" w:left="1701" w:header="708" w:footer="708" w:gutter="0"/>
       <w:cols w:space="708"/>
@@ -565,7 +1262,7 @@
               <w:color w:val="FFFFFF" w:themeColor="background1"/>
               <w:lang w:val="es-ES"/>
             </w:rPr>
-            <w:t>2</w:t>
+            <w:t>5</w:t>
           </w:r>
           <w:r>
             <w:rPr>
@@ -658,6 +1355,7 @@
         <v:shape id="PowerPlusWaterMarkObject245421219" o:spid="_x0000_s2053" type="#_x0000_t136" style="position:absolute;margin-left:0;margin-top:0;width:415.35pt;height:207.65pt;rotation:315;z-index:-251655168;mso-position-horizontal:center;mso-position-horizontal-relative:margin;mso-position-vertical:center;mso-position-vertical-relative:margin" o:allowincell="f" fillcolor="silver" stroked="f">
           <v:fill opacity=".5"/>
           <v:textpath style="font-family:&quot;Calibri&quot;;font-size:1pt" string="samuel"/>
+          <w10:wrap anchorx="margin" anchory="margin"/>
         </v:shape>
       </w:pict>
     </w:r>
@@ -793,6 +1491,7 @@
         <v:shape id="PowerPlusWaterMarkObject245421220" o:spid="_x0000_s2054" type="#_x0000_t136" style="position:absolute;margin-left:0;margin-top:0;width:415.35pt;height:207.65pt;rotation:315;z-index:-251653120;mso-position-horizontal:center;mso-position-horizontal-relative:margin;mso-position-vertical:center;mso-position-vertical-relative:margin" o:allowincell="f" fillcolor="silver" stroked="f">
           <v:fill opacity=".5"/>
           <v:textpath style="font-family:&quot;Calibri&quot;;font-size:1pt" string="samuel"/>
+          <w10:wrap anchorx="margin" anchory="margin"/>
         </v:shape>
       </w:pict>
     </w:r>
@@ -838,11 +1537,1277 @@
         <v:shape id="PowerPlusWaterMarkObject245421218" o:spid="_x0000_s2052" type="#_x0000_t136" style="position:absolute;margin-left:0;margin-top:0;width:415.35pt;height:207.65pt;rotation:315;z-index:-251657216;mso-position-horizontal:center;mso-position-horizontal-relative:margin;mso-position-vertical:center;mso-position-vertical-relative:margin" o:allowincell="f" fillcolor="silver" stroked="f">
           <v:fill opacity=".5"/>
           <v:textpath style="font-family:&quot;Calibri&quot;;font-size:1pt" string="samuel"/>
+          <w10:wrap anchorx="margin" anchory="margin"/>
         </v:shape>
       </w:pict>
     </w:r>
   </w:p>
 </w:hdr>
+</file>
+
+<file path=word/numbering.xml><?xml version="1.0" encoding="utf-8"?>
+<w:numbering xmlns:wpc="http://schemas.microsoft.com/office/word/2010/wordprocessingCanvas" xmlns:cx="http://schemas.microsoft.com/office/drawing/2014/chartex" xmlns:mc="http://schemas.openxmlformats.org/markup-compatibility/2006" xmlns:o="urn:schemas-microsoft-com:office:office" xmlns:r="http://schemas.openxmlformats.org/officeDocument/2006/relationships" xmlns:m="http://schemas.openxmlformats.org/officeDocument/2006/math" xmlns:v="urn:schemas-microsoft-com:vml" xmlns:wp14="http://schemas.microsoft.com/office/word/2010/wordprocessingDrawing" xmlns:wp="http://schemas.openxmlformats.org/drawingml/2006/wordprocessingDrawing" xmlns:w10="urn:schemas-microsoft-com:office:word" xmlns:w="http://schemas.openxmlformats.org/wordprocessingml/2006/main" xmlns:w14="http://schemas.microsoft.com/office/word/2010/wordml" xmlns:w15="http://schemas.microsoft.com/office/word/2012/wordml" xmlns:w16se="http://schemas.microsoft.com/office/word/2015/wordml/symex" xmlns:wpg="http://schemas.microsoft.com/office/word/2010/wordprocessingGroup" xmlns:wpi="http://schemas.microsoft.com/office/word/2010/wordprocessingInk" xmlns:wne="http://schemas.microsoft.com/office/word/2006/wordml" xmlns:wps="http://schemas.microsoft.com/office/word/2010/wordprocessingShape" mc:Ignorable="w14 w15 w16se wp14">
+  <w:abstractNum w:abstractNumId="0" w15:restartNumberingAfterBreak="0">
+    <w:nsid w:val="16613B63"/>
+    <w:multiLevelType w:val="multilevel"/>
+    <w:tmpl w:val="25C43A6C"/>
+    <w:lvl w:ilvl="0">
+      <w:start w:val="1"/>
+      <w:numFmt w:val="bullet"/>
+      <w:lvlText w:val=""/>
+      <w:lvlJc w:val="left"/>
+      <w:pPr>
+        <w:tabs>
+          <w:tab w:val="num" w:pos="720"/>
+        </w:tabs>
+        <w:ind w:left="720" w:hanging="360"/>
+      </w:pPr>
+      <w:rPr>
+        <w:rFonts w:ascii="Symbol" w:hAnsi="Symbol" w:hint="default"/>
+        <w:sz w:val="20"/>
+      </w:rPr>
+    </w:lvl>
+    <w:lvl w:ilvl="1" w:tentative="1">
+      <w:start w:val="1"/>
+      <w:numFmt w:val="bullet"/>
+      <w:lvlText w:val="o"/>
+      <w:lvlJc w:val="left"/>
+      <w:pPr>
+        <w:tabs>
+          <w:tab w:val="num" w:pos="1440"/>
+        </w:tabs>
+        <w:ind w:left="1440" w:hanging="360"/>
+      </w:pPr>
+      <w:rPr>
+        <w:rFonts w:ascii="Courier New" w:hAnsi="Courier New" w:hint="default"/>
+        <w:sz w:val="20"/>
+      </w:rPr>
+    </w:lvl>
+    <w:lvl w:ilvl="2" w:tentative="1">
+      <w:start w:val="1"/>
+      <w:numFmt w:val="bullet"/>
+      <w:lvlText w:val=""/>
+      <w:lvlJc w:val="left"/>
+      <w:pPr>
+        <w:tabs>
+          <w:tab w:val="num" w:pos="2160"/>
+        </w:tabs>
+        <w:ind w:left="2160" w:hanging="360"/>
+      </w:pPr>
+      <w:rPr>
+        <w:rFonts w:ascii="Wingdings" w:hAnsi="Wingdings" w:hint="default"/>
+        <w:sz w:val="20"/>
+      </w:rPr>
+    </w:lvl>
+    <w:lvl w:ilvl="3" w:tentative="1">
+      <w:start w:val="1"/>
+      <w:numFmt w:val="bullet"/>
+      <w:lvlText w:val=""/>
+      <w:lvlJc w:val="left"/>
+      <w:pPr>
+        <w:tabs>
+          <w:tab w:val="num" w:pos="2880"/>
+        </w:tabs>
+        <w:ind w:left="2880" w:hanging="360"/>
+      </w:pPr>
+      <w:rPr>
+        <w:rFonts w:ascii="Wingdings" w:hAnsi="Wingdings" w:hint="default"/>
+        <w:sz w:val="20"/>
+      </w:rPr>
+    </w:lvl>
+    <w:lvl w:ilvl="4" w:tentative="1">
+      <w:start w:val="1"/>
+      <w:numFmt w:val="bullet"/>
+      <w:lvlText w:val=""/>
+      <w:lvlJc w:val="left"/>
+      <w:pPr>
+        <w:tabs>
+          <w:tab w:val="num" w:pos="3600"/>
+        </w:tabs>
+        <w:ind w:left="3600" w:hanging="360"/>
+      </w:pPr>
+      <w:rPr>
+        <w:rFonts w:ascii="Wingdings" w:hAnsi="Wingdings" w:hint="default"/>
+        <w:sz w:val="20"/>
+      </w:rPr>
+    </w:lvl>
+    <w:lvl w:ilvl="5" w:tentative="1">
+      <w:start w:val="1"/>
+      <w:numFmt w:val="bullet"/>
+      <w:lvlText w:val=""/>
+      <w:lvlJc w:val="left"/>
+      <w:pPr>
+        <w:tabs>
+          <w:tab w:val="num" w:pos="4320"/>
+        </w:tabs>
+        <w:ind w:left="4320" w:hanging="360"/>
+      </w:pPr>
+      <w:rPr>
+        <w:rFonts w:ascii="Wingdings" w:hAnsi="Wingdings" w:hint="default"/>
+        <w:sz w:val="20"/>
+      </w:rPr>
+    </w:lvl>
+    <w:lvl w:ilvl="6" w:tentative="1">
+      <w:start w:val="1"/>
+      <w:numFmt w:val="bullet"/>
+      <w:lvlText w:val=""/>
+      <w:lvlJc w:val="left"/>
+      <w:pPr>
+        <w:tabs>
+          <w:tab w:val="num" w:pos="5040"/>
+        </w:tabs>
+        <w:ind w:left="5040" w:hanging="360"/>
+      </w:pPr>
+      <w:rPr>
+        <w:rFonts w:ascii="Wingdings" w:hAnsi="Wingdings" w:hint="default"/>
+        <w:sz w:val="20"/>
+      </w:rPr>
+    </w:lvl>
+    <w:lvl w:ilvl="7" w:tentative="1">
+      <w:start w:val="1"/>
+      <w:numFmt w:val="bullet"/>
+      <w:lvlText w:val=""/>
+      <w:lvlJc w:val="left"/>
+      <w:pPr>
+        <w:tabs>
+          <w:tab w:val="num" w:pos="5760"/>
+        </w:tabs>
+        <w:ind w:left="5760" w:hanging="360"/>
+      </w:pPr>
+      <w:rPr>
+        <w:rFonts w:ascii="Wingdings" w:hAnsi="Wingdings" w:hint="default"/>
+        <w:sz w:val="20"/>
+      </w:rPr>
+    </w:lvl>
+    <w:lvl w:ilvl="8" w:tentative="1">
+      <w:start w:val="1"/>
+      <w:numFmt w:val="bullet"/>
+      <w:lvlText w:val=""/>
+      <w:lvlJc w:val="left"/>
+      <w:pPr>
+        <w:tabs>
+          <w:tab w:val="num" w:pos="6480"/>
+        </w:tabs>
+        <w:ind w:left="6480" w:hanging="360"/>
+      </w:pPr>
+      <w:rPr>
+        <w:rFonts w:ascii="Wingdings" w:hAnsi="Wingdings" w:hint="default"/>
+        <w:sz w:val="20"/>
+      </w:rPr>
+    </w:lvl>
+  </w:abstractNum>
+  <w:abstractNum w:abstractNumId="1" w15:restartNumberingAfterBreak="0">
+    <w:nsid w:val="278F4122"/>
+    <w:multiLevelType w:val="multilevel"/>
+    <w:tmpl w:val="FC725490"/>
+    <w:lvl w:ilvl="0">
+      <w:start w:val="1"/>
+      <w:numFmt w:val="decimal"/>
+      <w:lvlText w:val="%1."/>
+      <w:lvlJc w:val="left"/>
+      <w:pPr>
+        <w:tabs>
+          <w:tab w:val="num" w:pos="720"/>
+        </w:tabs>
+        <w:ind w:left="720" w:hanging="360"/>
+      </w:pPr>
+    </w:lvl>
+    <w:lvl w:ilvl="1" w:tentative="1">
+      <w:start w:val="1"/>
+      <w:numFmt w:val="decimal"/>
+      <w:lvlText w:val="%2."/>
+      <w:lvlJc w:val="left"/>
+      <w:pPr>
+        <w:tabs>
+          <w:tab w:val="num" w:pos="1440"/>
+        </w:tabs>
+        <w:ind w:left="1440" w:hanging="360"/>
+      </w:pPr>
+    </w:lvl>
+    <w:lvl w:ilvl="2" w:tentative="1">
+      <w:start w:val="1"/>
+      <w:numFmt w:val="decimal"/>
+      <w:lvlText w:val="%3."/>
+      <w:lvlJc w:val="left"/>
+      <w:pPr>
+        <w:tabs>
+          <w:tab w:val="num" w:pos="2160"/>
+        </w:tabs>
+        <w:ind w:left="2160" w:hanging="360"/>
+      </w:pPr>
+    </w:lvl>
+    <w:lvl w:ilvl="3" w:tentative="1">
+      <w:start w:val="1"/>
+      <w:numFmt w:val="decimal"/>
+      <w:lvlText w:val="%4."/>
+      <w:lvlJc w:val="left"/>
+      <w:pPr>
+        <w:tabs>
+          <w:tab w:val="num" w:pos="2880"/>
+        </w:tabs>
+        <w:ind w:left="2880" w:hanging="360"/>
+      </w:pPr>
+    </w:lvl>
+    <w:lvl w:ilvl="4" w:tentative="1">
+      <w:start w:val="1"/>
+      <w:numFmt w:val="decimal"/>
+      <w:lvlText w:val="%5."/>
+      <w:lvlJc w:val="left"/>
+      <w:pPr>
+        <w:tabs>
+          <w:tab w:val="num" w:pos="3600"/>
+        </w:tabs>
+        <w:ind w:left="3600" w:hanging="360"/>
+      </w:pPr>
+    </w:lvl>
+    <w:lvl w:ilvl="5" w:tentative="1">
+      <w:start w:val="1"/>
+      <w:numFmt w:val="decimal"/>
+      <w:lvlText w:val="%6."/>
+      <w:lvlJc w:val="left"/>
+      <w:pPr>
+        <w:tabs>
+          <w:tab w:val="num" w:pos="4320"/>
+        </w:tabs>
+        <w:ind w:left="4320" w:hanging="360"/>
+      </w:pPr>
+    </w:lvl>
+    <w:lvl w:ilvl="6" w:tentative="1">
+      <w:start w:val="1"/>
+      <w:numFmt w:val="decimal"/>
+      <w:lvlText w:val="%7."/>
+      <w:lvlJc w:val="left"/>
+      <w:pPr>
+        <w:tabs>
+          <w:tab w:val="num" w:pos="5040"/>
+        </w:tabs>
+        <w:ind w:left="5040" w:hanging="360"/>
+      </w:pPr>
+    </w:lvl>
+    <w:lvl w:ilvl="7" w:tentative="1">
+      <w:start w:val="1"/>
+      <w:numFmt w:val="decimal"/>
+      <w:lvlText w:val="%8."/>
+      <w:lvlJc w:val="left"/>
+      <w:pPr>
+        <w:tabs>
+          <w:tab w:val="num" w:pos="5760"/>
+        </w:tabs>
+        <w:ind w:left="5760" w:hanging="360"/>
+      </w:pPr>
+    </w:lvl>
+    <w:lvl w:ilvl="8" w:tentative="1">
+      <w:start w:val="1"/>
+      <w:numFmt w:val="decimal"/>
+      <w:lvlText w:val="%9."/>
+      <w:lvlJc w:val="left"/>
+      <w:pPr>
+        <w:tabs>
+          <w:tab w:val="num" w:pos="6480"/>
+        </w:tabs>
+        <w:ind w:left="6480" w:hanging="360"/>
+      </w:pPr>
+    </w:lvl>
+  </w:abstractNum>
+  <w:abstractNum w:abstractNumId="2" w15:restartNumberingAfterBreak="0">
+    <w:nsid w:val="2DCF28C8"/>
+    <w:multiLevelType w:val="multilevel"/>
+    <w:tmpl w:val="96248818"/>
+    <w:lvl w:ilvl="0">
+      <w:start w:val="1"/>
+      <w:numFmt w:val="decimal"/>
+      <w:lvlText w:val="%1."/>
+      <w:lvlJc w:val="left"/>
+      <w:pPr>
+        <w:tabs>
+          <w:tab w:val="num" w:pos="720"/>
+        </w:tabs>
+        <w:ind w:left="720" w:hanging="360"/>
+      </w:pPr>
+    </w:lvl>
+    <w:lvl w:ilvl="1" w:tentative="1">
+      <w:start w:val="1"/>
+      <w:numFmt w:val="decimal"/>
+      <w:lvlText w:val="%2."/>
+      <w:lvlJc w:val="left"/>
+      <w:pPr>
+        <w:tabs>
+          <w:tab w:val="num" w:pos="1440"/>
+        </w:tabs>
+        <w:ind w:left="1440" w:hanging="360"/>
+      </w:pPr>
+    </w:lvl>
+    <w:lvl w:ilvl="2" w:tentative="1">
+      <w:start w:val="1"/>
+      <w:numFmt w:val="decimal"/>
+      <w:lvlText w:val="%3."/>
+      <w:lvlJc w:val="left"/>
+      <w:pPr>
+        <w:tabs>
+          <w:tab w:val="num" w:pos="2160"/>
+        </w:tabs>
+        <w:ind w:left="2160" w:hanging="360"/>
+      </w:pPr>
+    </w:lvl>
+    <w:lvl w:ilvl="3" w:tentative="1">
+      <w:start w:val="1"/>
+      <w:numFmt w:val="decimal"/>
+      <w:lvlText w:val="%4."/>
+      <w:lvlJc w:val="left"/>
+      <w:pPr>
+        <w:tabs>
+          <w:tab w:val="num" w:pos="2880"/>
+        </w:tabs>
+        <w:ind w:left="2880" w:hanging="360"/>
+      </w:pPr>
+    </w:lvl>
+    <w:lvl w:ilvl="4" w:tentative="1">
+      <w:start w:val="1"/>
+      <w:numFmt w:val="decimal"/>
+      <w:lvlText w:val="%5."/>
+      <w:lvlJc w:val="left"/>
+      <w:pPr>
+        <w:tabs>
+          <w:tab w:val="num" w:pos="3600"/>
+        </w:tabs>
+        <w:ind w:left="3600" w:hanging="360"/>
+      </w:pPr>
+    </w:lvl>
+    <w:lvl w:ilvl="5" w:tentative="1">
+      <w:start w:val="1"/>
+      <w:numFmt w:val="decimal"/>
+      <w:lvlText w:val="%6."/>
+      <w:lvlJc w:val="left"/>
+      <w:pPr>
+        <w:tabs>
+          <w:tab w:val="num" w:pos="4320"/>
+        </w:tabs>
+        <w:ind w:left="4320" w:hanging="360"/>
+      </w:pPr>
+    </w:lvl>
+    <w:lvl w:ilvl="6" w:tentative="1">
+      <w:start w:val="1"/>
+      <w:numFmt w:val="decimal"/>
+      <w:lvlText w:val="%7."/>
+      <w:lvlJc w:val="left"/>
+      <w:pPr>
+        <w:tabs>
+          <w:tab w:val="num" w:pos="5040"/>
+        </w:tabs>
+        <w:ind w:left="5040" w:hanging="360"/>
+      </w:pPr>
+    </w:lvl>
+    <w:lvl w:ilvl="7" w:tentative="1">
+      <w:start w:val="1"/>
+      <w:numFmt w:val="decimal"/>
+      <w:lvlText w:val="%8."/>
+      <w:lvlJc w:val="left"/>
+      <w:pPr>
+        <w:tabs>
+          <w:tab w:val="num" w:pos="5760"/>
+        </w:tabs>
+        <w:ind w:left="5760" w:hanging="360"/>
+      </w:pPr>
+    </w:lvl>
+    <w:lvl w:ilvl="8" w:tentative="1">
+      <w:start w:val="1"/>
+      <w:numFmt w:val="decimal"/>
+      <w:lvlText w:val="%9."/>
+      <w:lvlJc w:val="left"/>
+      <w:pPr>
+        <w:tabs>
+          <w:tab w:val="num" w:pos="6480"/>
+        </w:tabs>
+        <w:ind w:left="6480" w:hanging="360"/>
+      </w:pPr>
+    </w:lvl>
+  </w:abstractNum>
+  <w:abstractNum w:abstractNumId="3" w15:restartNumberingAfterBreak="0">
+    <w:nsid w:val="48C20D10"/>
+    <w:multiLevelType w:val="multilevel"/>
+    <w:tmpl w:val="C38A2BC6"/>
+    <w:lvl w:ilvl="0">
+      <w:start w:val="1"/>
+      <w:numFmt w:val="bullet"/>
+      <w:lvlText w:val=""/>
+      <w:lvlJc w:val="left"/>
+      <w:pPr>
+        <w:tabs>
+          <w:tab w:val="num" w:pos="720"/>
+        </w:tabs>
+        <w:ind w:left="720" w:hanging="360"/>
+      </w:pPr>
+      <w:rPr>
+        <w:rFonts w:ascii="Symbol" w:hAnsi="Symbol" w:hint="default"/>
+        <w:sz w:val="20"/>
+      </w:rPr>
+    </w:lvl>
+    <w:lvl w:ilvl="1" w:tentative="1">
+      <w:start w:val="1"/>
+      <w:numFmt w:val="bullet"/>
+      <w:lvlText w:val="o"/>
+      <w:lvlJc w:val="left"/>
+      <w:pPr>
+        <w:tabs>
+          <w:tab w:val="num" w:pos="1440"/>
+        </w:tabs>
+        <w:ind w:left="1440" w:hanging="360"/>
+      </w:pPr>
+      <w:rPr>
+        <w:rFonts w:ascii="Courier New" w:hAnsi="Courier New" w:hint="default"/>
+        <w:sz w:val="20"/>
+      </w:rPr>
+    </w:lvl>
+    <w:lvl w:ilvl="2" w:tentative="1">
+      <w:start w:val="1"/>
+      <w:numFmt w:val="bullet"/>
+      <w:lvlText w:val=""/>
+      <w:lvlJc w:val="left"/>
+      <w:pPr>
+        <w:tabs>
+          <w:tab w:val="num" w:pos="2160"/>
+        </w:tabs>
+        <w:ind w:left="2160" w:hanging="360"/>
+      </w:pPr>
+      <w:rPr>
+        <w:rFonts w:ascii="Wingdings" w:hAnsi="Wingdings" w:hint="default"/>
+        <w:sz w:val="20"/>
+      </w:rPr>
+    </w:lvl>
+    <w:lvl w:ilvl="3" w:tentative="1">
+      <w:start w:val="1"/>
+      <w:numFmt w:val="bullet"/>
+      <w:lvlText w:val=""/>
+      <w:lvlJc w:val="left"/>
+      <w:pPr>
+        <w:tabs>
+          <w:tab w:val="num" w:pos="2880"/>
+        </w:tabs>
+        <w:ind w:left="2880" w:hanging="360"/>
+      </w:pPr>
+      <w:rPr>
+        <w:rFonts w:ascii="Wingdings" w:hAnsi="Wingdings" w:hint="default"/>
+        <w:sz w:val="20"/>
+      </w:rPr>
+    </w:lvl>
+    <w:lvl w:ilvl="4" w:tentative="1">
+      <w:start w:val="1"/>
+      <w:numFmt w:val="bullet"/>
+      <w:lvlText w:val=""/>
+      <w:lvlJc w:val="left"/>
+      <w:pPr>
+        <w:tabs>
+          <w:tab w:val="num" w:pos="3600"/>
+        </w:tabs>
+        <w:ind w:left="3600" w:hanging="360"/>
+      </w:pPr>
+      <w:rPr>
+        <w:rFonts w:ascii="Wingdings" w:hAnsi="Wingdings" w:hint="default"/>
+        <w:sz w:val="20"/>
+      </w:rPr>
+    </w:lvl>
+    <w:lvl w:ilvl="5" w:tentative="1">
+      <w:start w:val="1"/>
+      <w:numFmt w:val="bullet"/>
+      <w:lvlText w:val=""/>
+      <w:lvlJc w:val="left"/>
+      <w:pPr>
+        <w:tabs>
+          <w:tab w:val="num" w:pos="4320"/>
+        </w:tabs>
+        <w:ind w:left="4320" w:hanging="360"/>
+      </w:pPr>
+      <w:rPr>
+        <w:rFonts w:ascii="Wingdings" w:hAnsi="Wingdings" w:hint="default"/>
+        <w:sz w:val="20"/>
+      </w:rPr>
+    </w:lvl>
+    <w:lvl w:ilvl="6" w:tentative="1">
+      <w:start w:val="1"/>
+      <w:numFmt w:val="bullet"/>
+      <w:lvlText w:val=""/>
+      <w:lvlJc w:val="left"/>
+      <w:pPr>
+        <w:tabs>
+          <w:tab w:val="num" w:pos="5040"/>
+        </w:tabs>
+        <w:ind w:left="5040" w:hanging="360"/>
+      </w:pPr>
+      <w:rPr>
+        <w:rFonts w:ascii="Wingdings" w:hAnsi="Wingdings" w:hint="default"/>
+        <w:sz w:val="20"/>
+      </w:rPr>
+    </w:lvl>
+    <w:lvl w:ilvl="7" w:tentative="1">
+      <w:start w:val="1"/>
+      <w:numFmt w:val="bullet"/>
+      <w:lvlText w:val=""/>
+      <w:lvlJc w:val="left"/>
+      <w:pPr>
+        <w:tabs>
+          <w:tab w:val="num" w:pos="5760"/>
+        </w:tabs>
+        <w:ind w:left="5760" w:hanging="360"/>
+      </w:pPr>
+      <w:rPr>
+        <w:rFonts w:ascii="Wingdings" w:hAnsi="Wingdings" w:hint="default"/>
+        <w:sz w:val="20"/>
+      </w:rPr>
+    </w:lvl>
+    <w:lvl w:ilvl="8" w:tentative="1">
+      <w:start w:val="1"/>
+      <w:numFmt w:val="bullet"/>
+      <w:lvlText w:val=""/>
+      <w:lvlJc w:val="left"/>
+      <w:pPr>
+        <w:tabs>
+          <w:tab w:val="num" w:pos="6480"/>
+        </w:tabs>
+        <w:ind w:left="6480" w:hanging="360"/>
+      </w:pPr>
+      <w:rPr>
+        <w:rFonts w:ascii="Wingdings" w:hAnsi="Wingdings" w:hint="default"/>
+        <w:sz w:val="20"/>
+      </w:rPr>
+    </w:lvl>
+  </w:abstractNum>
+  <w:abstractNum w:abstractNumId="4" w15:restartNumberingAfterBreak="0">
+    <w:nsid w:val="4FF94CE6"/>
+    <w:multiLevelType w:val="multilevel"/>
+    <w:tmpl w:val="D444D560"/>
+    <w:lvl w:ilvl="0">
+      <w:start w:val="1"/>
+      <w:numFmt w:val="bullet"/>
+      <w:lvlText w:val=""/>
+      <w:lvlJc w:val="left"/>
+      <w:pPr>
+        <w:tabs>
+          <w:tab w:val="num" w:pos="720"/>
+        </w:tabs>
+        <w:ind w:left="720" w:hanging="360"/>
+      </w:pPr>
+      <w:rPr>
+        <w:rFonts w:ascii="Symbol" w:hAnsi="Symbol" w:hint="default"/>
+        <w:sz w:val="20"/>
+      </w:rPr>
+    </w:lvl>
+    <w:lvl w:ilvl="1" w:tentative="1">
+      <w:start w:val="1"/>
+      <w:numFmt w:val="bullet"/>
+      <w:lvlText w:val="o"/>
+      <w:lvlJc w:val="left"/>
+      <w:pPr>
+        <w:tabs>
+          <w:tab w:val="num" w:pos="1440"/>
+        </w:tabs>
+        <w:ind w:left="1440" w:hanging="360"/>
+      </w:pPr>
+      <w:rPr>
+        <w:rFonts w:ascii="Courier New" w:hAnsi="Courier New" w:hint="default"/>
+        <w:sz w:val="20"/>
+      </w:rPr>
+    </w:lvl>
+    <w:lvl w:ilvl="2" w:tentative="1">
+      <w:start w:val="1"/>
+      <w:numFmt w:val="bullet"/>
+      <w:lvlText w:val=""/>
+      <w:lvlJc w:val="left"/>
+      <w:pPr>
+        <w:tabs>
+          <w:tab w:val="num" w:pos="2160"/>
+        </w:tabs>
+        <w:ind w:left="2160" w:hanging="360"/>
+      </w:pPr>
+      <w:rPr>
+        <w:rFonts w:ascii="Wingdings" w:hAnsi="Wingdings" w:hint="default"/>
+        <w:sz w:val="20"/>
+      </w:rPr>
+    </w:lvl>
+    <w:lvl w:ilvl="3" w:tentative="1">
+      <w:start w:val="1"/>
+      <w:numFmt w:val="bullet"/>
+      <w:lvlText w:val=""/>
+      <w:lvlJc w:val="left"/>
+      <w:pPr>
+        <w:tabs>
+          <w:tab w:val="num" w:pos="2880"/>
+        </w:tabs>
+        <w:ind w:left="2880" w:hanging="360"/>
+      </w:pPr>
+      <w:rPr>
+        <w:rFonts w:ascii="Wingdings" w:hAnsi="Wingdings" w:hint="default"/>
+        <w:sz w:val="20"/>
+      </w:rPr>
+    </w:lvl>
+    <w:lvl w:ilvl="4" w:tentative="1">
+      <w:start w:val="1"/>
+      <w:numFmt w:val="bullet"/>
+      <w:lvlText w:val=""/>
+      <w:lvlJc w:val="left"/>
+      <w:pPr>
+        <w:tabs>
+          <w:tab w:val="num" w:pos="3600"/>
+        </w:tabs>
+        <w:ind w:left="3600" w:hanging="360"/>
+      </w:pPr>
+      <w:rPr>
+        <w:rFonts w:ascii="Wingdings" w:hAnsi="Wingdings" w:hint="default"/>
+        <w:sz w:val="20"/>
+      </w:rPr>
+    </w:lvl>
+    <w:lvl w:ilvl="5" w:tentative="1">
+      <w:start w:val="1"/>
+      <w:numFmt w:val="bullet"/>
+      <w:lvlText w:val=""/>
+      <w:lvlJc w:val="left"/>
+      <w:pPr>
+        <w:tabs>
+          <w:tab w:val="num" w:pos="4320"/>
+        </w:tabs>
+        <w:ind w:left="4320" w:hanging="360"/>
+      </w:pPr>
+      <w:rPr>
+        <w:rFonts w:ascii="Wingdings" w:hAnsi="Wingdings" w:hint="default"/>
+        <w:sz w:val="20"/>
+      </w:rPr>
+    </w:lvl>
+    <w:lvl w:ilvl="6" w:tentative="1">
+      <w:start w:val="1"/>
+      <w:numFmt w:val="bullet"/>
+      <w:lvlText w:val=""/>
+      <w:lvlJc w:val="left"/>
+      <w:pPr>
+        <w:tabs>
+          <w:tab w:val="num" w:pos="5040"/>
+        </w:tabs>
+        <w:ind w:left="5040" w:hanging="360"/>
+      </w:pPr>
+      <w:rPr>
+        <w:rFonts w:ascii="Wingdings" w:hAnsi="Wingdings" w:hint="default"/>
+        <w:sz w:val="20"/>
+      </w:rPr>
+    </w:lvl>
+    <w:lvl w:ilvl="7" w:tentative="1">
+      <w:start w:val="1"/>
+      <w:numFmt w:val="bullet"/>
+      <w:lvlText w:val=""/>
+      <w:lvlJc w:val="left"/>
+      <w:pPr>
+        <w:tabs>
+          <w:tab w:val="num" w:pos="5760"/>
+        </w:tabs>
+        <w:ind w:left="5760" w:hanging="360"/>
+      </w:pPr>
+      <w:rPr>
+        <w:rFonts w:ascii="Wingdings" w:hAnsi="Wingdings" w:hint="default"/>
+        <w:sz w:val="20"/>
+      </w:rPr>
+    </w:lvl>
+    <w:lvl w:ilvl="8" w:tentative="1">
+      <w:start w:val="1"/>
+      <w:numFmt w:val="bullet"/>
+      <w:lvlText w:val=""/>
+      <w:lvlJc w:val="left"/>
+      <w:pPr>
+        <w:tabs>
+          <w:tab w:val="num" w:pos="6480"/>
+        </w:tabs>
+        <w:ind w:left="6480" w:hanging="360"/>
+      </w:pPr>
+      <w:rPr>
+        <w:rFonts w:ascii="Wingdings" w:hAnsi="Wingdings" w:hint="default"/>
+        <w:sz w:val="20"/>
+      </w:rPr>
+    </w:lvl>
+  </w:abstractNum>
+  <w:abstractNum w:abstractNumId="5" w15:restartNumberingAfterBreak="0">
+    <w:nsid w:val="520D7760"/>
+    <w:multiLevelType w:val="multilevel"/>
+    <w:tmpl w:val="F5AECE44"/>
+    <w:lvl w:ilvl="0">
+      <w:start w:val="1"/>
+      <w:numFmt w:val="bullet"/>
+      <w:lvlText w:val=""/>
+      <w:lvlJc w:val="left"/>
+      <w:pPr>
+        <w:tabs>
+          <w:tab w:val="num" w:pos="720"/>
+        </w:tabs>
+        <w:ind w:left="720" w:hanging="360"/>
+      </w:pPr>
+      <w:rPr>
+        <w:rFonts w:ascii="Symbol" w:hAnsi="Symbol" w:hint="default"/>
+        <w:sz w:val="20"/>
+      </w:rPr>
+    </w:lvl>
+    <w:lvl w:ilvl="1" w:tentative="1">
+      <w:start w:val="1"/>
+      <w:numFmt w:val="bullet"/>
+      <w:lvlText w:val="o"/>
+      <w:lvlJc w:val="left"/>
+      <w:pPr>
+        <w:tabs>
+          <w:tab w:val="num" w:pos="1440"/>
+        </w:tabs>
+        <w:ind w:left="1440" w:hanging="360"/>
+      </w:pPr>
+      <w:rPr>
+        <w:rFonts w:ascii="Courier New" w:hAnsi="Courier New" w:hint="default"/>
+        <w:sz w:val="20"/>
+      </w:rPr>
+    </w:lvl>
+    <w:lvl w:ilvl="2" w:tentative="1">
+      <w:start w:val="1"/>
+      <w:numFmt w:val="bullet"/>
+      <w:lvlText w:val=""/>
+      <w:lvlJc w:val="left"/>
+      <w:pPr>
+        <w:tabs>
+          <w:tab w:val="num" w:pos="2160"/>
+        </w:tabs>
+        <w:ind w:left="2160" w:hanging="360"/>
+      </w:pPr>
+      <w:rPr>
+        <w:rFonts w:ascii="Wingdings" w:hAnsi="Wingdings" w:hint="default"/>
+        <w:sz w:val="20"/>
+      </w:rPr>
+    </w:lvl>
+    <w:lvl w:ilvl="3" w:tentative="1">
+      <w:start w:val="1"/>
+      <w:numFmt w:val="bullet"/>
+      <w:lvlText w:val=""/>
+      <w:lvlJc w:val="left"/>
+      <w:pPr>
+        <w:tabs>
+          <w:tab w:val="num" w:pos="2880"/>
+        </w:tabs>
+        <w:ind w:left="2880" w:hanging="360"/>
+      </w:pPr>
+      <w:rPr>
+        <w:rFonts w:ascii="Wingdings" w:hAnsi="Wingdings" w:hint="default"/>
+        <w:sz w:val="20"/>
+      </w:rPr>
+    </w:lvl>
+    <w:lvl w:ilvl="4" w:tentative="1">
+      <w:start w:val="1"/>
+      <w:numFmt w:val="bullet"/>
+      <w:lvlText w:val=""/>
+      <w:lvlJc w:val="left"/>
+      <w:pPr>
+        <w:tabs>
+          <w:tab w:val="num" w:pos="3600"/>
+        </w:tabs>
+        <w:ind w:left="3600" w:hanging="360"/>
+      </w:pPr>
+      <w:rPr>
+        <w:rFonts w:ascii="Wingdings" w:hAnsi="Wingdings" w:hint="default"/>
+        <w:sz w:val="20"/>
+      </w:rPr>
+    </w:lvl>
+    <w:lvl w:ilvl="5" w:tentative="1">
+      <w:start w:val="1"/>
+      <w:numFmt w:val="bullet"/>
+      <w:lvlText w:val=""/>
+      <w:lvlJc w:val="left"/>
+      <w:pPr>
+        <w:tabs>
+          <w:tab w:val="num" w:pos="4320"/>
+        </w:tabs>
+        <w:ind w:left="4320" w:hanging="360"/>
+      </w:pPr>
+      <w:rPr>
+        <w:rFonts w:ascii="Wingdings" w:hAnsi="Wingdings" w:hint="default"/>
+        <w:sz w:val="20"/>
+      </w:rPr>
+    </w:lvl>
+    <w:lvl w:ilvl="6" w:tentative="1">
+      <w:start w:val="1"/>
+      <w:numFmt w:val="bullet"/>
+      <w:lvlText w:val=""/>
+      <w:lvlJc w:val="left"/>
+      <w:pPr>
+        <w:tabs>
+          <w:tab w:val="num" w:pos="5040"/>
+        </w:tabs>
+        <w:ind w:left="5040" w:hanging="360"/>
+      </w:pPr>
+      <w:rPr>
+        <w:rFonts w:ascii="Wingdings" w:hAnsi="Wingdings" w:hint="default"/>
+        <w:sz w:val="20"/>
+      </w:rPr>
+    </w:lvl>
+    <w:lvl w:ilvl="7" w:tentative="1">
+      <w:start w:val="1"/>
+      <w:numFmt w:val="bullet"/>
+      <w:lvlText w:val=""/>
+      <w:lvlJc w:val="left"/>
+      <w:pPr>
+        <w:tabs>
+          <w:tab w:val="num" w:pos="5760"/>
+        </w:tabs>
+        <w:ind w:left="5760" w:hanging="360"/>
+      </w:pPr>
+      <w:rPr>
+        <w:rFonts w:ascii="Wingdings" w:hAnsi="Wingdings" w:hint="default"/>
+        <w:sz w:val="20"/>
+      </w:rPr>
+    </w:lvl>
+    <w:lvl w:ilvl="8" w:tentative="1">
+      <w:start w:val="1"/>
+      <w:numFmt w:val="bullet"/>
+      <w:lvlText w:val=""/>
+      <w:lvlJc w:val="left"/>
+      <w:pPr>
+        <w:tabs>
+          <w:tab w:val="num" w:pos="6480"/>
+        </w:tabs>
+        <w:ind w:left="6480" w:hanging="360"/>
+      </w:pPr>
+      <w:rPr>
+        <w:rFonts w:ascii="Wingdings" w:hAnsi="Wingdings" w:hint="default"/>
+        <w:sz w:val="20"/>
+      </w:rPr>
+    </w:lvl>
+  </w:abstractNum>
+  <w:abstractNum w:abstractNumId="6" w15:restartNumberingAfterBreak="0">
+    <w:nsid w:val="561C46D2"/>
+    <w:multiLevelType w:val="multilevel"/>
+    <w:tmpl w:val="32F66EA8"/>
+    <w:lvl w:ilvl="0">
+      <w:start w:val="1"/>
+      <w:numFmt w:val="bullet"/>
+      <w:lvlText w:val=""/>
+      <w:lvlJc w:val="left"/>
+      <w:pPr>
+        <w:tabs>
+          <w:tab w:val="num" w:pos="720"/>
+        </w:tabs>
+        <w:ind w:left="720" w:hanging="360"/>
+      </w:pPr>
+      <w:rPr>
+        <w:rFonts w:ascii="Symbol" w:hAnsi="Symbol" w:hint="default"/>
+        <w:sz w:val="20"/>
+      </w:rPr>
+    </w:lvl>
+    <w:lvl w:ilvl="1" w:tentative="1">
+      <w:start w:val="1"/>
+      <w:numFmt w:val="bullet"/>
+      <w:lvlText w:val="o"/>
+      <w:lvlJc w:val="left"/>
+      <w:pPr>
+        <w:tabs>
+          <w:tab w:val="num" w:pos="1440"/>
+        </w:tabs>
+        <w:ind w:left="1440" w:hanging="360"/>
+      </w:pPr>
+      <w:rPr>
+        <w:rFonts w:ascii="Courier New" w:hAnsi="Courier New" w:hint="default"/>
+        <w:sz w:val="20"/>
+      </w:rPr>
+    </w:lvl>
+    <w:lvl w:ilvl="2" w:tentative="1">
+      <w:start w:val="1"/>
+      <w:numFmt w:val="bullet"/>
+      <w:lvlText w:val=""/>
+      <w:lvlJc w:val="left"/>
+      <w:pPr>
+        <w:tabs>
+          <w:tab w:val="num" w:pos="2160"/>
+        </w:tabs>
+        <w:ind w:left="2160" w:hanging="360"/>
+      </w:pPr>
+      <w:rPr>
+        <w:rFonts w:ascii="Wingdings" w:hAnsi="Wingdings" w:hint="default"/>
+        <w:sz w:val="20"/>
+      </w:rPr>
+    </w:lvl>
+    <w:lvl w:ilvl="3" w:tentative="1">
+      <w:start w:val="1"/>
+      <w:numFmt w:val="bullet"/>
+      <w:lvlText w:val=""/>
+      <w:lvlJc w:val="left"/>
+      <w:pPr>
+        <w:tabs>
+          <w:tab w:val="num" w:pos="2880"/>
+        </w:tabs>
+        <w:ind w:left="2880" w:hanging="360"/>
+      </w:pPr>
+      <w:rPr>
+        <w:rFonts w:ascii="Wingdings" w:hAnsi="Wingdings" w:hint="default"/>
+        <w:sz w:val="20"/>
+      </w:rPr>
+    </w:lvl>
+    <w:lvl w:ilvl="4" w:tentative="1">
+      <w:start w:val="1"/>
+      <w:numFmt w:val="bullet"/>
+      <w:lvlText w:val=""/>
+      <w:lvlJc w:val="left"/>
+      <w:pPr>
+        <w:tabs>
+          <w:tab w:val="num" w:pos="3600"/>
+        </w:tabs>
+        <w:ind w:left="3600" w:hanging="360"/>
+      </w:pPr>
+      <w:rPr>
+        <w:rFonts w:ascii="Wingdings" w:hAnsi="Wingdings" w:hint="default"/>
+        <w:sz w:val="20"/>
+      </w:rPr>
+    </w:lvl>
+    <w:lvl w:ilvl="5" w:tentative="1">
+      <w:start w:val="1"/>
+      <w:numFmt w:val="bullet"/>
+      <w:lvlText w:val=""/>
+      <w:lvlJc w:val="left"/>
+      <w:pPr>
+        <w:tabs>
+          <w:tab w:val="num" w:pos="4320"/>
+        </w:tabs>
+        <w:ind w:left="4320" w:hanging="360"/>
+      </w:pPr>
+      <w:rPr>
+        <w:rFonts w:ascii="Wingdings" w:hAnsi="Wingdings" w:hint="default"/>
+        <w:sz w:val="20"/>
+      </w:rPr>
+    </w:lvl>
+    <w:lvl w:ilvl="6" w:tentative="1">
+      <w:start w:val="1"/>
+      <w:numFmt w:val="bullet"/>
+      <w:lvlText w:val=""/>
+      <w:lvlJc w:val="left"/>
+      <w:pPr>
+        <w:tabs>
+          <w:tab w:val="num" w:pos="5040"/>
+        </w:tabs>
+        <w:ind w:left="5040" w:hanging="360"/>
+      </w:pPr>
+      <w:rPr>
+        <w:rFonts w:ascii="Wingdings" w:hAnsi="Wingdings" w:hint="default"/>
+        <w:sz w:val="20"/>
+      </w:rPr>
+    </w:lvl>
+    <w:lvl w:ilvl="7" w:tentative="1">
+      <w:start w:val="1"/>
+      <w:numFmt w:val="bullet"/>
+      <w:lvlText w:val=""/>
+      <w:lvlJc w:val="left"/>
+      <w:pPr>
+        <w:tabs>
+          <w:tab w:val="num" w:pos="5760"/>
+        </w:tabs>
+        <w:ind w:left="5760" w:hanging="360"/>
+      </w:pPr>
+      <w:rPr>
+        <w:rFonts w:ascii="Wingdings" w:hAnsi="Wingdings" w:hint="default"/>
+        <w:sz w:val="20"/>
+      </w:rPr>
+    </w:lvl>
+    <w:lvl w:ilvl="8" w:tentative="1">
+      <w:start w:val="1"/>
+      <w:numFmt w:val="bullet"/>
+      <w:lvlText w:val=""/>
+      <w:lvlJc w:val="left"/>
+      <w:pPr>
+        <w:tabs>
+          <w:tab w:val="num" w:pos="6480"/>
+        </w:tabs>
+        <w:ind w:left="6480" w:hanging="360"/>
+      </w:pPr>
+      <w:rPr>
+        <w:rFonts w:ascii="Wingdings" w:hAnsi="Wingdings" w:hint="default"/>
+        <w:sz w:val="20"/>
+      </w:rPr>
+    </w:lvl>
+  </w:abstractNum>
+  <w:abstractNum w:abstractNumId="7" w15:restartNumberingAfterBreak="0">
+    <w:nsid w:val="5F9949BB"/>
+    <w:multiLevelType w:val="multilevel"/>
+    <w:tmpl w:val="BBC03D60"/>
+    <w:lvl w:ilvl="0">
+      <w:start w:val="1"/>
+      <w:numFmt w:val="decimal"/>
+      <w:lvlText w:val="%1."/>
+      <w:lvlJc w:val="left"/>
+      <w:pPr>
+        <w:tabs>
+          <w:tab w:val="num" w:pos="720"/>
+        </w:tabs>
+        <w:ind w:left="720" w:hanging="360"/>
+      </w:pPr>
+    </w:lvl>
+    <w:lvl w:ilvl="1" w:tentative="1">
+      <w:start w:val="1"/>
+      <w:numFmt w:val="decimal"/>
+      <w:lvlText w:val="%2."/>
+      <w:lvlJc w:val="left"/>
+      <w:pPr>
+        <w:tabs>
+          <w:tab w:val="num" w:pos="1440"/>
+        </w:tabs>
+        <w:ind w:left="1440" w:hanging="360"/>
+      </w:pPr>
+    </w:lvl>
+    <w:lvl w:ilvl="2" w:tentative="1">
+      <w:start w:val="1"/>
+      <w:numFmt w:val="decimal"/>
+      <w:lvlText w:val="%3."/>
+      <w:lvlJc w:val="left"/>
+      <w:pPr>
+        <w:tabs>
+          <w:tab w:val="num" w:pos="2160"/>
+        </w:tabs>
+        <w:ind w:left="2160" w:hanging="360"/>
+      </w:pPr>
+    </w:lvl>
+    <w:lvl w:ilvl="3" w:tentative="1">
+      <w:start w:val="1"/>
+      <w:numFmt w:val="decimal"/>
+      <w:lvlText w:val="%4."/>
+      <w:lvlJc w:val="left"/>
+      <w:pPr>
+        <w:tabs>
+          <w:tab w:val="num" w:pos="2880"/>
+        </w:tabs>
+        <w:ind w:left="2880" w:hanging="360"/>
+      </w:pPr>
+    </w:lvl>
+    <w:lvl w:ilvl="4" w:tentative="1">
+      <w:start w:val="1"/>
+      <w:numFmt w:val="decimal"/>
+      <w:lvlText w:val="%5."/>
+      <w:lvlJc w:val="left"/>
+      <w:pPr>
+        <w:tabs>
+          <w:tab w:val="num" w:pos="3600"/>
+        </w:tabs>
+        <w:ind w:left="3600" w:hanging="360"/>
+      </w:pPr>
+    </w:lvl>
+    <w:lvl w:ilvl="5" w:tentative="1">
+      <w:start w:val="1"/>
+      <w:numFmt w:val="decimal"/>
+      <w:lvlText w:val="%6."/>
+      <w:lvlJc w:val="left"/>
+      <w:pPr>
+        <w:tabs>
+          <w:tab w:val="num" w:pos="4320"/>
+        </w:tabs>
+        <w:ind w:left="4320" w:hanging="360"/>
+      </w:pPr>
+    </w:lvl>
+    <w:lvl w:ilvl="6" w:tentative="1">
+      <w:start w:val="1"/>
+      <w:numFmt w:val="decimal"/>
+      <w:lvlText w:val="%7."/>
+      <w:lvlJc w:val="left"/>
+      <w:pPr>
+        <w:tabs>
+          <w:tab w:val="num" w:pos="5040"/>
+        </w:tabs>
+        <w:ind w:left="5040" w:hanging="360"/>
+      </w:pPr>
+    </w:lvl>
+    <w:lvl w:ilvl="7" w:tentative="1">
+      <w:start w:val="1"/>
+      <w:numFmt w:val="decimal"/>
+      <w:lvlText w:val="%8."/>
+      <w:lvlJc w:val="left"/>
+      <w:pPr>
+        <w:tabs>
+          <w:tab w:val="num" w:pos="5760"/>
+        </w:tabs>
+        <w:ind w:left="5760" w:hanging="360"/>
+      </w:pPr>
+    </w:lvl>
+    <w:lvl w:ilvl="8" w:tentative="1">
+      <w:start w:val="1"/>
+      <w:numFmt w:val="decimal"/>
+      <w:lvlText w:val="%9."/>
+      <w:lvlJc w:val="left"/>
+      <w:pPr>
+        <w:tabs>
+          <w:tab w:val="num" w:pos="6480"/>
+        </w:tabs>
+        <w:ind w:left="6480" w:hanging="360"/>
+      </w:pPr>
+    </w:lvl>
+  </w:abstractNum>
+  <w:abstractNum w:abstractNumId="8" w15:restartNumberingAfterBreak="0">
+    <w:nsid w:val="72D7635D"/>
+    <w:multiLevelType w:val="multilevel"/>
+    <w:tmpl w:val="57B29B88"/>
+    <w:lvl w:ilvl="0">
+      <w:start w:val="1"/>
+      <w:numFmt w:val="bullet"/>
+      <w:lvlText w:val=""/>
+      <w:lvlJc w:val="left"/>
+      <w:pPr>
+        <w:tabs>
+          <w:tab w:val="num" w:pos="720"/>
+        </w:tabs>
+        <w:ind w:left="720" w:hanging="360"/>
+      </w:pPr>
+      <w:rPr>
+        <w:rFonts w:ascii="Symbol" w:hAnsi="Symbol" w:hint="default"/>
+        <w:sz w:val="20"/>
+      </w:rPr>
+    </w:lvl>
+    <w:lvl w:ilvl="1" w:tentative="1">
+      <w:start w:val="1"/>
+      <w:numFmt w:val="bullet"/>
+      <w:lvlText w:val="o"/>
+      <w:lvlJc w:val="left"/>
+      <w:pPr>
+        <w:tabs>
+          <w:tab w:val="num" w:pos="1440"/>
+        </w:tabs>
+        <w:ind w:left="1440" w:hanging="360"/>
+      </w:pPr>
+      <w:rPr>
+        <w:rFonts w:ascii="Courier New" w:hAnsi="Courier New" w:hint="default"/>
+        <w:sz w:val="20"/>
+      </w:rPr>
+    </w:lvl>
+    <w:lvl w:ilvl="2" w:tentative="1">
+      <w:start w:val="1"/>
+      <w:numFmt w:val="bullet"/>
+      <w:lvlText w:val=""/>
+      <w:lvlJc w:val="left"/>
+      <w:pPr>
+        <w:tabs>
+          <w:tab w:val="num" w:pos="2160"/>
+        </w:tabs>
+        <w:ind w:left="2160" w:hanging="360"/>
+      </w:pPr>
+      <w:rPr>
+        <w:rFonts w:ascii="Wingdings" w:hAnsi="Wingdings" w:hint="default"/>
+        <w:sz w:val="20"/>
+      </w:rPr>
+    </w:lvl>
+    <w:lvl w:ilvl="3" w:tentative="1">
+      <w:start w:val="1"/>
+      <w:numFmt w:val="bullet"/>
+      <w:lvlText w:val=""/>
+      <w:lvlJc w:val="left"/>
+      <w:pPr>
+        <w:tabs>
+          <w:tab w:val="num" w:pos="2880"/>
+        </w:tabs>
+        <w:ind w:left="2880" w:hanging="360"/>
+      </w:pPr>
+      <w:rPr>
+        <w:rFonts w:ascii="Wingdings" w:hAnsi="Wingdings" w:hint="default"/>
+        <w:sz w:val="20"/>
+      </w:rPr>
+    </w:lvl>
+    <w:lvl w:ilvl="4" w:tentative="1">
+      <w:start w:val="1"/>
+      <w:numFmt w:val="bullet"/>
+      <w:lvlText w:val=""/>
+      <w:lvlJc w:val="left"/>
+      <w:pPr>
+        <w:tabs>
+          <w:tab w:val="num" w:pos="3600"/>
+        </w:tabs>
+        <w:ind w:left="3600" w:hanging="360"/>
+      </w:pPr>
+      <w:rPr>
+        <w:rFonts w:ascii="Wingdings" w:hAnsi="Wingdings" w:hint="default"/>
+        <w:sz w:val="20"/>
+      </w:rPr>
+    </w:lvl>
+    <w:lvl w:ilvl="5" w:tentative="1">
+      <w:start w:val="1"/>
+      <w:numFmt w:val="bullet"/>
+      <w:lvlText w:val=""/>
+      <w:lvlJc w:val="left"/>
+      <w:pPr>
+        <w:tabs>
+          <w:tab w:val="num" w:pos="4320"/>
+        </w:tabs>
+        <w:ind w:left="4320" w:hanging="360"/>
+      </w:pPr>
+      <w:rPr>
+        <w:rFonts w:ascii="Wingdings" w:hAnsi="Wingdings" w:hint="default"/>
+        <w:sz w:val="20"/>
+      </w:rPr>
+    </w:lvl>
+    <w:lvl w:ilvl="6" w:tentative="1">
+      <w:start w:val="1"/>
+      <w:numFmt w:val="bullet"/>
+      <w:lvlText w:val=""/>
+      <w:lvlJc w:val="left"/>
+      <w:pPr>
+        <w:tabs>
+          <w:tab w:val="num" w:pos="5040"/>
+        </w:tabs>
+        <w:ind w:left="5040" w:hanging="360"/>
+      </w:pPr>
+      <w:rPr>
+        <w:rFonts w:ascii="Wingdings" w:hAnsi="Wingdings" w:hint="default"/>
+        <w:sz w:val="20"/>
+      </w:rPr>
+    </w:lvl>
+    <w:lvl w:ilvl="7" w:tentative="1">
+      <w:start w:val="1"/>
+      <w:numFmt w:val="bullet"/>
+      <w:lvlText w:val=""/>
+      <w:lvlJc w:val="left"/>
+      <w:pPr>
+        <w:tabs>
+          <w:tab w:val="num" w:pos="5760"/>
+        </w:tabs>
+        <w:ind w:left="5760" w:hanging="360"/>
+      </w:pPr>
+      <w:rPr>
+        <w:rFonts w:ascii="Wingdings" w:hAnsi="Wingdings" w:hint="default"/>
+        <w:sz w:val="20"/>
+      </w:rPr>
+    </w:lvl>
+    <w:lvl w:ilvl="8" w:tentative="1">
+      <w:start w:val="1"/>
+      <w:numFmt w:val="bullet"/>
+      <w:lvlText w:val=""/>
+      <w:lvlJc w:val="left"/>
+      <w:pPr>
+        <w:tabs>
+          <w:tab w:val="num" w:pos="6480"/>
+        </w:tabs>
+        <w:ind w:left="6480" w:hanging="360"/>
+      </w:pPr>
+      <w:rPr>
+        <w:rFonts w:ascii="Wingdings" w:hAnsi="Wingdings" w:hint="default"/>
+        <w:sz w:val="20"/>
+      </w:rPr>
+    </w:lvl>
+  </w:abstractNum>
+  <w:num w:numId="1">
+    <w:abstractNumId w:val="0"/>
+  </w:num>
+  <w:num w:numId="2">
+    <w:abstractNumId w:val="4"/>
+  </w:num>
+  <w:num w:numId="3">
+    <w:abstractNumId w:val="2"/>
+  </w:num>
+  <w:num w:numId="4">
+    <w:abstractNumId w:val="5"/>
+  </w:num>
+  <w:num w:numId="5">
+    <w:abstractNumId w:val="7"/>
+  </w:num>
+  <w:num w:numId="6">
+    <w:abstractNumId w:val="8"/>
+  </w:num>
+  <w:num w:numId="7">
+    <w:abstractNumId w:val="1"/>
+  </w:num>
+  <w:num w:numId="8">
+    <w:abstractNumId w:val="3"/>
+  </w:num>
+  <w:num w:numId="9">
+    <w:abstractNumId w:val="6"/>
+  </w:num>
+</w:numbering>
 </file>
 
 <file path=word/styles.xml><?xml version="1.0" encoding="utf-8"?>
@@ -1949,6 +3914,23 @@
     <w:uiPriority w:val="99"/>
     <w:rsid w:val="00EF4DA9"/>
   </w:style>
+  <w:style w:type="paragraph" w:styleId="NormalWeb">
+    <w:name w:val="Normal (Web)"/>
+    <w:basedOn w:val="Normal"/>
+    <w:uiPriority w:val="99"/>
+    <w:semiHidden/>
+    <w:unhideWhenUsed/>
+    <w:rsid w:val="000D321D"/>
+    <w:pPr>
+      <w:spacing w:before="100" w:beforeAutospacing="1" w:after="100" w:afterAutospacing="1" w:line="240" w:lineRule="auto"/>
+    </w:pPr>
+    <w:rPr>
+      <w:rFonts w:ascii="Times New Roman" w:eastAsia="Times New Roman" w:hAnsi="Times New Roman" w:cs="Times New Roman"/>
+      <w:sz w:val="24"/>
+      <w:szCs w:val="24"/>
+      <w:lang w:eastAsia="es-MX"/>
+    </w:rPr>
+  </w:style>
 </w:styles>
 </file>
 
@@ -1992,26 +3974,47 @@
 
 <file path=word/glossary/fontTable.xml><?xml version="1.0" encoding="utf-8"?>
 <w:fonts xmlns:mc="http://schemas.openxmlformats.org/markup-compatibility/2006" xmlns:r="http://schemas.openxmlformats.org/officeDocument/2006/relationships" xmlns:w="http://schemas.openxmlformats.org/wordprocessingml/2006/main" xmlns:w14="http://schemas.microsoft.com/office/word/2010/wordml" xmlns:w15="http://schemas.microsoft.com/office/word/2012/wordml" xmlns:w16se="http://schemas.microsoft.com/office/word/2015/wordml/symex" mc:Ignorable="w14 w15 w16se">
-  <w:font w:name="Calibri">
-    <w:panose1 w:val="020F0502020204030204"/>
-    <w:charset w:val="00"/>
-    <w:family w:val="swiss"/>
+  <w:font w:name="Symbol">
+    <w:panose1 w:val="05050102010706020507"/>
+    <w:charset w:val="02"/>
+    <w:family w:val="roman"/>
     <w:pitch w:val="variable"/>
-    <w:sig w:usb0="E0002AFF" w:usb1="4000ACFF" w:usb2="00000001" w:usb3="00000000" w:csb0="000001FF" w:csb1="00000000"/>
+    <w:sig w:usb0="00000000" w:usb1="10000000" w:usb2="00000000" w:usb3="00000000" w:csb0="80000000" w:csb1="00000000"/>
   </w:font>
   <w:font w:name="Times New Roman">
     <w:panose1 w:val="02020603050405020304"/>
     <w:charset w:val="00"/>
     <w:family w:val="roman"/>
     <w:pitch w:val="variable"/>
-    <w:sig w:usb0="E0002AFF" w:usb1="C0007841" w:usb2="00000009" w:usb3="00000000" w:csb0="000001FF" w:csb1="00000000"/>
+    <w:sig w:usb0="E0002EFF" w:usb1="C000785B" w:usb2="00000009" w:usb3="00000000" w:csb0="000001FF" w:csb1="00000000"/>
+  </w:font>
+  <w:font w:name="Courier New">
+    <w:panose1 w:val="02070309020205020404"/>
+    <w:charset w:val="00"/>
+    <w:family w:val="modern"/>
+    <w:pitch w:val="fixed"/>
+    <w:sig w:usb0="E0002EFF" w:usb1="C0007843" w:usb2="00000009" w:usb3="00000000" w:csb0="000001FF" w:csb1="00000000"/>
+  </w:font>
+  <w:font w:name="Wingdings">
+    <w:panose1 w:val="05000000000000000000"/>
+    <w:charset w:val="02"/>
+    <w:family w:val="auto"/>
+    <w:pitch w:val="variable"/>
+    <w:sig w:usb0="00000000" w:usb1="10000000" w:usb2="00000000" w:usb3="00000000" w:csb0="80000000" w:csb1="00000000"/>
+  </w:font>
+  <w:font w:name="Calibri">
+    <w:panose1 w:val="020F0502020204030204"/>
+    <w:charset w:val="00"/>
+    <w:family w:val="swiss"/>
+    <w:pitch w:val="variable"/>
+    <w:sig w:usb0="E0002EFF" w:usb1="C000247B" w:usb2="00000009" w:usb3="00000000" w:csb0="000001FF" w:csb1="00000000"/>
   </w:font>
   <w:font w:name="Calibri Light">
     <w:panose1 w:val="020F0302020204030204"/>
     <w:charset w:val="00"/>
     <w:family w:val="swiss"/>
     <w:pitch w:val="variable"/>
-    <w:sig w:usb0="A0002AEF" w:usb1="4000207B" w:usb2="00000000" w:usb3="00000000" w:csb0="000001FF" w:csb1="00000000"/>
+    <w:sig w:usb0="E0002AFF" w:usb1="C000247B" w:usb2="00000009" w:usb3="00000000" w:csb0="000001FF" w:csb1="00000000"/>
   </w:font>
 </w:fonts>
 </file>
@@ -2020,6 +4023,7 @@
 <w:settings xmlns:mc="http://schemas.openxmlformats.org/markup-compatibility/2006" xmlns:o="urn:schemas-microsoft-com:office:office" xmlns:r="http://schemas.openxmlformats.org/officeDocument/2006/relationships" xmlns:m="http://schemas.openxmlformats.org/officeDocument/2006/math" xmlns:v="urn:schemas-microsoft-com:vml" xmlns:w10="urn:schemas-microsoft-com:office:word" xmlns:w="http://schemas.openxmlformats.org/wordprocessingml/2006/main" xmlns:w14="http://schemas.microsoft.com/office/word/2010/wordml" xmlns:w15="http://schemas.microsoft.com/office/word/2012/wordml" xmlns:w16se="http://schemas.microsoft.com/office/word/2015/wordml/symex" xmlns:sl="http://schemas.openxmlformats.org/schemaLibrary/2006/main" mc:Ignorable="w14 w15 w16se">
   <w:view w:val="normal"/>
   <w:defaultTabStop w:val="720"/>
+  <w:hyphenationZone w:val="425"/>
   <w:characterSpacingControl w:val="doNotCompress"/>
   <w:compat>
     <w:useFELayout/>
@@ -2033,6 +4037,7 @@
     <w:rsidRoot w:val="001619CE"/>
     <w:rsid w:val="0001735E"/>
     <w:rsid w:val="001619CE"/>
+    <w:rsid w:val="001D6EBF"/>
     <w:rsid w:val="00736105"/>
   </w:rsids>
   <m:mathPr>
